--- a/乡镇巡查交互地图系统-简单方案.docx
+++ b/乡镇巡查交互地图系统-简单方案.docx
@@ -6,7 +6,6 @@
       <w:pPr>
         <w:pStyle w:val="1"/>
         <w:spacing w:before="100" w:beforeAutospacing="1" w:after="100" w:afterAutospacing="1" w:line="360" w:lineRule="auto"/>
-        <w:jc w:val="center"/>
         <w:rPr>
           <w:color w:val="1E3A5F"/>
           <w:kern w:val="44"/>
@@ -37,7 +36,7 @@
           <w:color w:val="5A6A7A"/>
           <w:sz w:val="24"/>
         </w:rPr>
-        <w:t>方案概要 · 界面原型 / 核心业务 / 软硬件环境 / 费用</w:t>
+        <w:t>方案概要 · 界面原型 / 核心业务 / 软硬件环境 / 费用 / 工期</w:t>
       </w:r>
     </w:p>
     <w:p>
@@ -57,7 +56,7 @@
           <w:color w:val="6B7A8A"/>
           <w:sz w:val="18"/>
         </w:rPr>
-        <w:t>文档类型：概要版方案</w:t>
+        <w:t xml:space="preserve">文档类型：概要版方案　</w:t>
       </w:r>
     </w:p>
     <w:p>
@@ -95,23 +94,35 @@
           <w:rFonts w:ascii="宋体" w:eastAsia="宋体" w:hAnsi="宋体" w:cs="宋体" w:hint="eastAsia"/>
           <w:color w:val="1A2332"/>
         </w:rPr>
-        <w:t xml:space="preserve">本方案共设计 6 </w:t>
-      </w:r>
-      <w:proofErr w:type="gramStart"/>
+        <w:t>本方案共设计 6 个界面</w:t>
+      </w:r>
       <w:r>
         <w:rPr>
           <w:rFonts w:ascii="宋体" w:eastAsia="宋体" w:hAnsi="宋体" w:cs="宋体" w:hint="eastAsia"/>
           <w:color w:val="1A2332"/>
         </w:rPr>
-        <w:t>个</w:t>
-      </w:r>
-      <w:proofErr w:type="gramEnd"/>
+        <w:t>示例</w:t>
+      </w:r>
       <w:r>
         <w:rPr>
           <w:rFonts w:ascii="宋体" w:eastAsia="宋体" w:hAnsi="宋体" w:cs="宋体" w:hint="eastAsia"/>
           <w:color w:val="1A2332"/>
         </w:rPr>
-        <w:t>界面原型，用于对齐交互结构与信息层级；以下为低保真线框原型，视觉风格与真实底图在开发阶段再定。</w:t>
+        <w:t>，用于</w:t>
+      </w:r>
+      <w:r>
+        <w:rPr>
+          <w:rFonts w:ascii="宋体" w:eastAsia="宋体" w:hAnsi="宋体" w:cs="宋体" w:hint="eastAsia"/>
+          <w:color w:val="1A2332"/>
+        </w:rPr>
+        <w:t>具象</w:t>
+      </w:r>
+      <w:r>
+        <w:rPr>
+          <w:rFonts w:ascii="宋体" w:eastAsia="宋体" w:hAnsi="宋体" w:cs="宋体" w:hint="eastAsia"/>
+          <w:color w:val="1A2332"/>
+        </w:rPr>
+        <w:t>对齐交互结构与信息层级；以下为低保真线框原型，视觉风格与真实底图在开发阶段再定。</w:t>
       </w:r>
     </w:p>
     <w:p>
@@ -148,7 +159,7 @@
           <w:noProof/>
         </w:rPr>
         <w:drawing>
-          <wp:inline distT="0" distB="0" distL="0" distR="0" wp14:anchorId="59B6CF92" wp14:editId="5545FCDD">
+          <wp:inline distT="0" distB="0" distL="0" distR="0" wp14:anchorId="0C812909" wp14:editId="520FF7AA">
             <wp:extent cx="5274310" cy="3178650"/>
             <wp:effectExtent l="0" t="0" r="0" b="0"/>
             <wp:docPr id="2" name="图片 2"/>
@@ -236,7 +247,7 @@
           <w:noProof/>
         </w:rPr>
         <w:drawing>
-          <wp:inline distT="0" distB="0" distL="0" distR="0" wp14:anchorId="7902888B" wp14:editId="713D29AA">
+          <wp:inline distT="0" distB="0" distL="0" distR="0" wp14:anchorId="499D13D7" wp14:editId="2A0F0C34">
             <wp:extent cx="5274310" cy="3178650"/>
             <wp:effectExtent l="0" t="0" r="0" b="0"/>
             <wp:docPr id="5" name="图片 5"/>
@@ -323,7 +334,7 @@
           <w:noProof/>
         </w:rPr>
         <w:drawing>
-          <wp:inline distT="0" distB="0" distL="0" distR="0" wp14:anchorId="5274519F" wp14:editId="536C2C22">
+          <wp:inline distT="0" distB="0" distL="0" distR="0" wp14:anchorId="1E53EC5A" wp14:editId="149EFAC9">
             <wp:extent cx="5274310" cy="2637155"/>
             <wp:effectExtent l="0" t="0" r="0" b="0"/>
             <wp:docPr id="8" name="图片 8"/>
@@ -373,25 +384,7 @@
           <w:color w:val="5A6A7A"/>
           <w:sz w:val="18"/>
         </w:rPr>
-        <w:t>图 3　网页端态势大屏：深色科技风、KPI + 中心地图 + 趋势/动态，适合指挥</w:t>
-      </w:r>
-      <w:proofErr w:type="gramStart"/>
-      <w:r>
-        <w:rPr>
-          <w:rFonts w:ascii="微软雅黑" w:eastAsia="微软雅黑" w:hAnsi="微软雅黑" w:cs="微软雅黑" w:hint="eastAsia"/>
-          <w:color w:val="5A6A7A"/>
-          <w:sz w:val="18"/>
-        </w:rPr>
-        <w:t>室投屏</w:t>
-      </w:r>
-      <w:proofErr w:type="gramEnd"/>
-      <w:r>
-        <w:rPr>
-          <w:rFonts w:ascii="微软雅黑" w:eastAsia="微软雅黑" w:hAnsi="微软雅黑" w:cs="微软雅黑" w:hint="eastAsia"/>
-          <w:color w:val="5A6A7A"/>
-          <w:sz w:val="18"/>
-        </w:rPr>
-        <w:t>展示</w:t>
+        <w:t>图 3　网页端态势大屏：深色科技风、KPI + 中心地图 + 趋势/动态，适合指挥室投屏展示</w:t>
       </w:r>
     </w:p>
     <w:p>
@@ -429,7 +422,7 @@
           <w:noProof/>
         </w:rPr>
         <w:drawing>
-          <wp:inline distT="0" distB="0" distL="0" distR="0" wp14:anchorId="77E5F95A" wp14:editId="4C9BEC34">
+          <wp:inline distT="0" distB="0" distL="0" distR="0" wp14:anchorId="3207AC70" wp14:editId="6B6F2019">
             <wp:extent cx="5274310" cy="2939548"/>
             <wp:effectExtent l="0" t="0" r="0" b="0"/>
             <wp:docPr id="11" name="图片 11"/>
@@ -479,25 +472,7 @@
           <w:color w:val="5A6A7A"/>
           <w:sz w:val="18"/>
         </w:rPr>
-        <w:t>图 4　网页端：左侧地图选点，右侧展示</w:t>
-      </w:r>
-      <w:proofErr w:type="gramStart"/>
-      <w:r>
-        <w:rPr>
-          <w:rFonts w:ascii="微软雅黑" w:eastAsia="微软雅黑" w:hAnsi="微软雅黑" w:cs="微软雅黑" w:hint="eastAsia"/>
-          <w:color w:val="5A6A7A"/>
-          <w:sz w:val="18"/>
-        </w:rPr>
-        <w:t>最新值</w:t>
-      </w:r>
-      <w:proofErr w:type="gramEnd"/>
-      <w:r>
-        <w:rPr>
-          <w:rFonts w:ascii="微软雅黑" w:eastAsia="微软雅黑" w:hAnsi="微软雅黑" w:cs="微软雅黑" w:hint="eastAsia"/>
-          <w:color w:val="5A6A7A"/>
-          <w:sz w:val="18"/>
-        </w:rPr>
-        <w:t>与折线/柱状历史（可切换时间范围）</w:t>
+        <w:t>图 4　网页端：左侧地图选点，右侧展示最新值与折线/柱状历史（可切换时间范围）</w:t>
       </w:r>
     </w:p>
     <w:p>
@@ -534,7 +509,7 @@
           <w:noProof/>
         </w:rPr>
         <w:drawing>
-          <wp:inline distT="0" distB="0" distL="0" distR="0" wp14:anchorId="14C16022" wp14:editId="5991B8A4">
+          <wp:inline distT="0" distB="0" distL="0" distR="0" wp14:anchorId="212F5000" wp14:editId="2F1CDFA6">
             <wp:extent cx="5274310" cy="2320696"/>
             <wp:effectExtent l="0" t="0" r="0" b="0"/>
             <wp:docPr id="14" name="图片 14"/>
@@ -622,7 +597,7 @@
           <w:noProof/>
         </w:rPr>
         <w:drawing>
-          <wp:inline distT="0" distB="0" distL="0" distR="0" wp14:anchorId="46653F93" wp14:editId="3544B5A2">
+          <wp:inline distT="0" distB="0" distL="0" distR="0" wp14:anchorId="01BCC05F" wp14:editId="412CA08D">
             <wp:extent cx="5274310" cy="2890321"/>
             <wp:effectExtent l="0" t="0" r="0" b="0"/>
             <wp:docPr id="17" name="图片 17"/>
@@ -689,25 +664,7 @@
           <w:color w:val="6B7A8A"/>
           <w:sz w:val="18"/>
         </w:rPr>
-        <w:t xml:space="preserve">注：原型在网页端为可点击切换的交互版本，本文档中按 6 </w:t>
-      </w:r>
-      <w:proofErr w:type="gramStart"/>
-      <w:r>
-        <w:rPr>
-          <w:rFonts w:ascii="宋体" w:eastAsia="宋体" w:hAnsi="宋体" w:cs="宋体" w:hint="eastAsia"/>
-          <w:color w:val="6B7A8A"/>
-          <w:sz w:val="18"/>
-        </w:rPr>
-        <w:t>个</w:t>
-      </w:r>
-      <w:proofErr w:type="gramEnd"/>
-      <w:r>
-        <w:rPr>
-          <w:rFonts w:ascii="宋体" w:eastAsia="宋体" w:hAnsi="宋体" w:cs="宋体" w:hint="eastAsia"/>
-          <w:color w:val="6B7A8A"/>
-          <w:sz w:val="18"/>
-        </w:rPr>
-        <w:t>界面依次展开为静态图。</w:t>
+        <w:t>注：原型在网页端为可点击切换的交互版本，本文档中按 6 个界面依次展开为静态图。</w:t>
       </w:r>
     </w:p>
     <w:p>
@@ -891,23 +848,7 @@
           <w:rFonts w:ascii="宋体" w:eastAsia="宋体" w:hAnsi="宋体" w:cs="宋体" w:hint="eastAsia"/>
           <w:color w:val="1A2332"/>
         </w:rPr>
-        <w:t xml:space="preserve">今日已录 / </w:t>
-      </w:r>
-      <w:proofErr w:type="gramStart"/>
-      <w:r>
-        <w:rPr>
-          <w:rFonts w:ascii="宋体" w:eastAsia="宋体" w:hAnsi="宋体" w:cs="宋体" w:hint="eastAsia"/>
-          <w:color w:val="1A2332"/>
-        </w:rPr>
-        <w:t>待录状态</w:t>
-      </w:r>
-      <w:proofErr w:type="gramEnd"/>
-      <w:r>
-        <w:rPr>
-          <w:rFonts w:ascii="宋体" w:eastAsia="宋体" w:hAnsi="宋体" w:cs="宋体" w:hint="eastAsia"/>
-          <w:color w:val="1A2332"/>
-        </w:rPr>
-        <w:t>色标</w:t>
+        <w:t>今日已录 / 待录状态色标</w:t>
       </w:r>
     </w:p>
     <w:p>
@@ -929,23 +870,7 @@
           <w:rFonts w:ascii="宋体" w:eastAsia="宋体" w:hAnsi="宋体" w:cs="宋体" w:hint="eastAsia"/>
           <w:color w:val="1A2332"/>
         </w:rPr>
-        <w:t>点</w:t>
-      </w:r>
-      <w:proofErr w:type="gramStart"/>
-      <w:r>
-        <w:rPr>
-          <w:rFonts w:ascii="宋体" w:eastAsia="宋体" w:hAnsi="宋体" w:cs="宋体" w:hint="eastAsia"/>
-          <w:color w:val="1A2332"/>
-        </w:rPr>
-        <w:t>位页查看近</w:t>
-      </w:r>
-      <w:proofErr w:type="gramEnd"/>
-      <w:r>
-        <w:rPr>
-          <w:rFonts w:ascii="宋体" w:eastAsia="宋体" w:hAnsi="宋体" w:cs="宋体" w:hint="eastAsia"/>
-          <w:color w:val="1A2332"/>
-        </w:rPr>
-        <w:t xml:space="preserve"> 7/30 日迷你折线（只读）</w:t>
+        <w:t>点位页查看近 7/30 日迷你折线（只读）</w:t>
       </w:r>
     </w:p>
     <w:p>
@@ -962,22 +887,13 @@
           <w:color w:val="1A2332"/>
         </w:rPr>
       </w:pPr>
-      <w:proofErr w:type="gramStart"/>
       <w:r>
         <w:rPr>
           <w:rFonts w:ascii="宋体" w:eastAsia="宋体" w:hAnsi="宋体" w:cs="宋体" w:hint="eastAsia"/>
           <w:color w:val="1A2332"/>
         </w:rPr>
         <w:lastRenderedPageBreak/>
-        <w:t>弱网本地</w:t>
-      </w:r>
-      <w:proofErr w:type="gramEnd"/>
-      <w:r>
-        <w:rPr>
-          <w:rFonts w:ascii="宋体" w:eastAsia="宋体" w:hAnsi="宋体" w:cs="宋体" w:hint="eastAsia"/>
-          <w:color w:val="1A2332"/>
-        </w:rPr>
-        <w:t>草稿，恢复后重试提交</w:t>
+        <w:t>弱网本地草稿，恢复后重试提交</w:t>
       </w:r>
     </w:p>
     <w:p>
@@ -1047,27 +963,7 @@
                 <w:color w:val="1E3A5F"/>
                 <w:sz w:val="20"/>
               </w:rPr>
-              <w:t xml:space="preserve">打开地图　→　选固定点　→　</w:t>
-            </w:r>
-            <w:proofErr w:type="gramStart"/>
-            <w:r>
-              <w:rPr>
-                <w:rFonts w:ascii="微软雅黑" w:eastAsia="微软雅黑" w:hAnsi="微软雅黑" w:cs="微软雅黑" w:hint="eastAsia"/>
-                <w:b/>
-                <w:color w:val="1E3A5F"/>
-                <w:sz w:val="20"/>
-              </w:rPr>
-              <w:t>填指标</w:t>
-            </w:r>
-            <w:proofErr w:type="gramEnd"/>
-            <w:r>
-              <w:rPr>
-                <w:rFonts w:ascii="微软雅黑" w:eastAsia="微软雅黑" w:hAnsi="微软雅黑" w:cs="微软雅黑" w:hint="eastAsia"/>
-                <w:b/>
-                <w:color w:val="1E3A5F"/>
-                <w:sz w:val="20"/>
-              </w:rPr>
-              <w:t xml:space="preserve">　→　拍照　→　提交</w:t>
+              <w:t>打开地图　→　选固定点　→　填指标　→　拍照　→　提交</w:t>
             </w:r>
           </w:p>
         </w:tc>
@@ -1215,23 +1111,7 @@
           <w:rFonts w:ascii="宋体" w:eastAsia="宋体" w:hAnsi="宋体" w:cs="宋体" w:hint="eastAsia"/>
           <w:color w:val="1A2332"/>
         </w:rPr>
-        <w:t>：</w:t>
-      </w:r>
-      <w:proofErr w:type="gramStart"/>
-      <w:r>
-        <w:rPr>
-          <w:rFonts w:ascii="宋体" w:eastAsia="宋体" w:hAnsi="宋体" w:cs="宋体" w:hint="eastAsia"/>
-          <w:color w:val="1A2332"/>
-        </w:rPr>
-        <w:t>炫</w:t>
-      </w:r>
-      <w:proofErr w:type="gramEnd"/>
-      <w:r>
-        <w:rPr>
-          <w:rFonts w:ascii="宋体" w:eastAsia="宋体" w:hAnsi="宋体" w:cs="宋体" w:hint="eastAsia"/>
-          <w:color w:val="1A2332"/>
-        </w:rPr>
-        <w:t>酷深色科技风「一张图」投屏，展示今日录入率、缺报/告警、中心地图点位状态、全镇趋势与最新动态</w:t>
+        <w:t>：炫酷深色科技风「一张图」投屏，展示今日录入率、缺报/告警、中心地图点位状态、全镇趋势与最新动态</w:t>
       </w:r>
     </w:p>
     <w:p>
@@ -1253,23 +1133,7 @@
           <w:rFonts w:ascii="宋体" w:eastAsia="宋体" w:hAnsi="宋体" w:cs="宋体" w:hint="eastAsia"/>
           <w:color w:val="1A2332"/>
         </w:rPr>
-        <w:t>镇域地图浏览固定点位；按</w:t>
-      </w:r>
-      <w:proofErr w:type="gramStart"/>
-      <w:r>
-        <w:rPr>
-          <w:rFonts w:ascii="宋体" w:eastAsia="宋体" w:hAnsi="宋体" w:cs="宋体" w:hint="eastAsia"/>
-          <w:color w:val="1A2332"/>
-        </w:rPr>
-        <w:t>最新值</w:t>
-      </w:r>
-      <w:proofErr w:type="gramEnd"/>
-      <w:r>
-        <w:rPr>
-          <w:rFonts w:ascii="宋体" w:eastAsia="宋体" w:hAnsi="宋体" w:cs="宋体" w:hint="eastAsia"/>
-          <w:color w:val="1A2332"/>
-        </w:rPr>
-        <w:t>或告警状态着色</w:t>
+        <w:t>镇域地图浏览固定点位；按最新值或告警状态着色</w:t>
       </w:r>
     </w:p>
     <w:p>
@@ -1357,23 +1221,7 @@
           <w:rFonts w:ascii="宋体" w:eastAsia="宋体" w:hAnsi="宋体" w:cs="宋体" w:hint="eastAsia"/>
           <w:color w:val="1A2332"/>
         </w:rPr>
-        <w:t>指标切换；</w:t>
-      </w:r>
-      <w:proofErr w:type="gramStart"/>
-      <w:r>
-        <w:rPr>
-          <w:rFonts w:ascii="宋体" w:eastAsia="宋体" w:hAnsi="宋体" w:cs="宋体" w:hint="eastAsia"/>
-          <w:color w:val="1A2332"/>
-        </w:rPr>
-        <w:t>图层开关</w:t>
-      </w:r>
-      <w:proofErr w:type="gramEnd"/>
-      <w:r>
-        <w:rPr>
-          <w:rFonts w:ascii="宋体" w:eastAsia="宋体" w:hAnsi="宋体" w:cs="宋体" w:hint="eastAsia"/>
-          <w:color w:val="1A2332"/>
-        </w:rPr>
-        <w:t>（点位类型、底图）</w:t>
+        <w:t>指标切换；图层开关（点位类型、底图）</w:t>
       </w:r>
     </w:p>
     <w:p>
@@ -1573,23 +1421,13 @@
           <w:color w:val="1A2332"/>
         </w:rPr>
       </w:pPr>
-      <w:proofErr w:type="gramStart"/>
       <w:r>
         <w:rPr>
           <w:rFonts w:ascii="宋体" w:eastAsia="宋体" w:hAnsi="宋体" w:cs="宋体" w:hint="eastAsia"/>
           <w:b/>
           <w:color w:val="1A2332"/>
         </w:rPr>
-        <w:t>主数据</w:t>
-      </w:r>
-      <w:proofErr w:type="gramEnd"/>
-      <w:r>
-        <w:rPr>
-          <w:rFonts w:ascii="宋体" w:eastAsia="宋体" w:hAnsi="宋体" w:cs="宋体" w:hint="eastAsia"/>
-          <w:b/>
-          <w:color w:val="1A2332"/>
-        </w:rPr>
-        <w:t>与导入</w:t>
+        <w:t>主数据与导入</w:t>
       </w:r>
     </w:p>
     <w:p>
@@ -1747,7 +1585,6 @@
                 <w:color w:val="1E3A5F"/>
               </w:rPr>
             </w:pPr>
-            <w:proofErr w:type="gramStart"/>
             <w:r>
               <w:rPr>
                 <w:rFonts w:ascii="微软雅黑" w:eastAsia="微软雅黑" w:hAnsi="微软雅黑" w:cs="微软雅黑" w:hint="eastAsia"/>
@@ -1755,17 +1592,7 @@
                 <w:color w:val="1E3A5F"/>
                 <w:sz w:val="20"/>
               </w:rPr>
-              <w:t>筛选台</w:t>
-            </w:r>
-            <w:proofErr w:type="gramEnd"/>
-            <w:r>
-              <w:rPr>
-                <w:rFonts w:ascii="微软雅黑" w:eastAsia="微软雅黑" w:hAnsi="微软雅黑" w:cs="微软雅黑" w:hint="eastAsia"/>
-                <w:b/>
-                <w:color w:val="1E3A5F"/>
-                <w:sz w:val="20"/>
-              </w:rPr>
-              <w:t>账　→　编辑/作废　→　统计　→　导出下载</w:t>
+              <w:t>筛选台账　→　编辑/作废　→　统计　→　导出下载</w:t>
             </w:r>
           </w:p>
         </w:tc>
@@ -2524,23 +2351,13 @@
                 <w:color w:val="1A2332"/>
               </w:rPr>
             </w:pPr>
-            <w:proofErr w:type="gramStart"/>
             <w:r>
               <w:rPr>
                 <w:rFonts w:ascii="宋体" w:eastAsia="宋体" w:hAnsi="宋体" w:cs="宋体" w:hint="eastAsia"/>
                 <w:color w:val="1A2332"/>
                 <w:sz w:val="18"/>
               </w:rPr>
-              <w:t>手机需可</w:t>
-            </w:r>
-            <w:proofErr w:type="gramEnd"/>
-            <w:r>
-              <w:rPr>
-                <w:rFonts w:ascii="宋体" w:eastAsia="宋体" w:hAnsi="宋体" w:cs="宋体" w:hint="eastAsia"/>
-                <w:color w:val="1A2332"/>
-                <w:sz w:val="18"/>
-              </w:rPr>
-              <w:t>打开 HTTPS 页面并调用定位/相机</w:t>
+              <w:t>手机需可打开 HTTPS 页面并调用定位/相机</w:t>
             </w:r>
           </w:p>
         </w:tc>
@@ -2678,25 +2495,7 @@
                 <w:color w:val="0A4F4F"/>
                 <w:sz w:val="19"/>
               </w:rPr>
-              <w:t xml:space="preserve"> 中二选</w:t>
-            </w:r>
-            <w:proofErr w:type="gramStart"/>
-            <w:r>
-              <w:rPr>
-                <w:rFonts w:ascii="宋体" w:eastAsia="宋体" w:hAnsi="宋体" w:cs="宋体" w:hint="eastAsia"/>
-                <w:color w:val="0A4F4F"/>
-                <w:sz w:val="19"/>
-              </w:rPr>
-              <w:t>一</w:t>
-            </w:r>
-            <w:proofErr w:type="gramEnd"/>
-            <w:r>
-              <w:rPr>
-                <w:rFonts w:ascii="宋体" w:eastAsia="宋体" w:hAnsi="宋体" w:cs="宋体" w:hint="eastAsia"/>
-                <w:color w:val="0A4F4F"/>
-                <w:sz w:val="19"/>
-              </w:rPr>
-              <w:t>或组合均可。照片、Excel、数据库备份等磁盘占用全部落在</w:t>
+              <w:t xml:space="preserve"> 中二选一或组合均可。照片、Excel、数据库备份等磁盘占用全部落在</w:t>
             </w:r>
             <w:r>
               <w:rPr>
@@ -2713,25 +2512,7 @@
                 <w:color w:val="0A4F4F"/>
                 <w:sz w:val="19"/>
               </w:rPr>
-              <w:t>；云端</w:t>
-            </w:r>
-            <w:proofErr w:type="gramStart"/>
-            <w:r>
-              <w:rPr>
-                <w:rFonts w:ascii="宋体" w:eastAsia="宋体" w:hAnsi="宋体" w:cs="宋体" w:hint="eastAsia"/>
-                <w:color w:val="0A4F4F"/>
-                <w:sz w:val="19"/>
-              </w:rPr>
-              <w:t>不</w:t>
-            </w:r>
-            <w:proofErr w:type="gramEnd"/>
-            <w:r>
-              <w:rPr>
-                <w:rFonts w:ascii="宋体" w:eastAsia="宋体" w:hAnsi="宋体" w:cs="宋体" w:hint="eastAsia"/>
-                <w:color w:val="0A4F4F"/>
-                <w:sz w:val="19"/>
-              </w:rPr>
-              <w:t>扩容业务盘。</w:t>
+              <w:t>；云端不扩容业务盘。</w:t>
             </w:r>
           </w:p>
         </w:tc>
@@ -2792,23 +2573,7 @@
           <w:rFonts w:ascii="宋体" w:eastAsia="宋体" w:hAnsi="宋体" w:cs="宋体" w:hint="eastAsia"/>
           <w:color w:val="1A2332"/>
         </w:rPr>
-        <w:t>运行时：Python 3.11+（</w:t>
-      </w:r>
-      <w:proofErr w:type="spellStart"/>
-      <w:r>
-        <w:rPr>
-          <w:rFonts w:ascii="宋体" w:eastAsia="宋体" w:hAnsi="宋体" w:cs="宋体" w:hint="eastAsia"/>
-          <w:color w:val="1A2332"/>
-        </w:rPr>
-        <w:t>FastAPI</w:t>
-      </w:r>
-      <w:proofErr w:type="spellEnd"/>
-      <w:r>
-        <w:rPr>
-          <w:rFonts w:ascii="宋体" w:eastAsia="宋体" w:hAnsi="宋体" w:cs="宋体" w:hint="eastAsia"/>
-          <w:color w:val="1A2332"/>
-        </w:rPr>
-        <w:t>）或等价 Node 运行时</w:t>
+        <w:t>运行时：Python 3.11+（FastAPI）或等价 Node 运行时</w:t>
       </w:r>
     </w:p>
     <w:p>
@@ -2957,23 +2722,7 @@
           <w:rFonts w:ascii="宋体" w:eastAsia="宋体" w:hAnsi="宋体" w:cs="宋体" w:hint="eastAsia"/>
           <w:color w:val="1A2332"/>
         </w:rPr>
-        <w:t xml:space="preserve">前端：Vue 3 + Vite；地图 Leaflet（或 </w:t>
-      </w:r>
-      <w:proofErr w:type="spellStart"/>
-      <w:r>
-        <w:rPr>
-          <w:rFonts w:ascii="宋体" w:eastAsia="宋体" w:hAnsi="宋体" w:cs="宋体" w:hint="eastAsia"/>
-          <w:color w:val="1A2332"/>
-        </w:rPr>
-        <w:t>MapLibre</w:t>
-      </w:r>
-      <w:proofErr w:type="spellEnd"/>
-      <w:r>
-        <w:rPr>
-          <w:rFonts w:ascii="宋体" w:eastAsia="宋体" w:hAnsi="宋体" w:cs="宋体" w:hint="eastAsia"/>
-          <w:color w:val="1A2332"/>
-        </w:rPr>
-        <w:t>）</w:t>
+        <w:t>前端：Vue 3 + Vite；地图 Leaflet（或 MapLibre）</w:t>
       </w:r>
     </w:p>
     <w:p>
@@ -2995,23 +2744,7 @@
           <w:rFonts w:ascii="宋体" w:eastAsia="宋体" w:hAnsi="宋体" w:cs="宋体" w:hint="eastAsia"/>
           <w:color w:val="1A2332"/>
         </w:rPr>
-        <w:t>图表：</w:t>
-      </w:r>
-      <w:proofErr w:type="spellStart"/>
-      <w:r>
-        <w:rPr>
-          <w:rFonts w:ascii="宋体" w:eastAsia="宋体" w:hAnsi="宋体" w:cs="宋体" w:hint="eastAsia"/>
-          <w:color w:val="1A2332"/>
-        </w:rPr>
-        <w:t>ECharts</w:t>
-      </w:r>
-      <w:proofErr w:type="spellEnd"/>
-      <w:r>
-        <w:rPr>
-          <w:rFonts w:ascii="宋体" w:eastAsia="宋体" w:hAnsi="宋体" w:cs="宋体" w:hint="eastAsia"/>
-          <w:color w:val="1A2332"/>
-        </w:rPr>
-        <w:t>（折线 / 柱状）</w:t>
+        <w:t>图表：ECharts（折线 / 柱状）</w:t>
       </w:r>
     </w:p>
     <w:p>
@@ -3033,23 +2766,7 @@
           <w:rFonts w:ascii="宋体" w:eastAsia="宋体" w:hAnsi="宋体" w:cs="宋体" w:hint="eastAsia"/>
           <w:color w:val="1A2332"/>
         </w:rPr>
-        <w:t>底图：天地图或高德（需申请 Key；</w:t>
-      </w:r>
-      <w:proofErr w:type="gramStart"/>
-      <w:r>
-        <w:rPr>
-          <w:rFonts w:ascii="宋体" w:eastAsia="宋体" w:hAnsi="宋体" w:cs="宋体" w:hint="eastAsia"/>
-          <w:color w:val="1A2332"/>
-        </w:rPr>
-        <w:t>纯内网</w:t>
-      </w:r>
-      <w:proofErr w:type="gramEnd"/>
-      <w:r>
-        <w:rPr>
-          <w:rFonts w:ascii="宋体" w:eastAsia="宋体" w:hAnsi="宋体" w:cs="宋体" w:hint="eastAsia"/>
-          <w:color w:val="1A2332"/>
-        </w:rPr>
-        <w:t>需离线瓦片方案）</w:t>
+        <w:t>底图：天地图或高德（需申请 Key；纯内网需离线瓦片方案）</w:t>
       </w:r>
     </w:p>
     <w:p>
@@ -3266,7 +2983,6 @@
               </w:rPr>
               <w:t xml:space="preserve">（推荐）+ </w:t>
             </w:r>
-            <w:proofErr w:type="spellStart"/>
             <w:r>
               <w:rPr>
                 <w:rFonts w:ascii="宋体" w:eastAsia="宋体" w:hAnsi="宋体" w:cs="宋体"/>
@@ -3276,7 +2992,6 @@
               </w:rPr>
               <w:t>PostGIS</w:t>
             </w:r>
-            <w:proofErr w:type="spellEnd"/>
             <w:r>
               <w:rPr>
                 <w:rFonts w:ascii="宋体" w:eastAsia="宋体" w:hAnsi="宋体" w:cs="宋体" w:hint="eastAsia"/>
@@ -3438,25 +3153,7 @@
                 <w:color w:val="1A2332"/>
                 <w:sz w:val="18"/>
               </w:rPr>
-              <w:t xml:space="preserve">业务库（建议库名如 </w:t>
-            </w:r>
-            <w:proofErr w:type="spellStart"/>
-            <w:r>
-              <w:rPr>
-                <w:rFonts w:ascii="宋体" w:eastAsia="宋体" w:hAnsi="宋体" w:cs="宋体" w:hint="eastAsia"/>
-                <w:color w:val="1A2332"/>
-                <w:sz w:val="18"/>
-              </w:rPr>
-              <w:t>xunjian</w:t>
-            </w:r>
-            <w:proofErr w:type="spellEnd"/>
-            <w:r>
-              <w:rPr>
-                <w:rFonts w:ascii="宋体" w:eastAsia="宋体" w:hAnsi="宋体" w:cs="宋体" w:hint="eastAsia"/>
-                <w:color w:val="1A2332"/>
-                <w:sz w:val="18"/>
-              </w:rPr>
-              <w:t>）：用户与权限、点位、指标字典、观测时序、导入任务、审计日志</w:t>
+              <w:t>业务库（建议库名如 xunjian）：用户与权限、点位、指标字典、观测时序、导入任务、审计日志</w:t>
             </w:r>
           </w:p>
         </w:tc>
@@ -3594,25 +3291,7 @@
                 <w:color w:val="1A2332"/>
                 <w:sz w:val="18"/>
               </w:rPr>
-              <w:t>观测表按月或按年分区；附件不入库只存路径；不设</w:t>
-            </w:r>
-            <w:proofErr w:type="gramStart"/>
-            <w:r>
-              <w:rPr>
-                <w:rFonts w:ascii="宋体" w:eastAsia="宋体" w:hAnsi="宋体" w:cs="宋体" w:hint="eastAsia"/>
-                <w:color w:val="1A2332"/>
-                <w:sz w:val="18"/>
-              </w:rPr>
-              <w:t>观测总</w:t>
-            </w:r>
-            <w:proofErr w:type="gramEnd"/>
-            <w:r>
-              <w:rPr>
-                <w:rFonts w:ascii="宋体" w:eastAsia="宋体" w:hAnsi="宋体" w:cs="宋体" w:hint="eastAsia"/>
-                <w:color w:val="1A2332"/>
-                <w:sz w:val="18"/>
-              </w:rPr>
-              <w:t>条数硬上限</w:t>
+              <w:t>观测表按月或按年分区；附件不入库只存路径；不设观测总条数硬上限</w:t>
             </w:r>
           </w:p>
         </w:tc>
@@ -3761,41 +3440,13 @@
                 <w:color w:val="1A2332"/>
               </w:rPr>
             </w:pPr>
-            <w:proofErr w:type="gramStart"/>
             <w:r>
               <w:rPr>
                 <w:rFonts w:ascii="宋体" w:eastAsia="宋体" w:hAnsi="宋体" w:cs="宋体" w:hint="eastAsia"/>
                 <w:color w:val="1A2332"/>
                 <w:sz w:val="18"/>
               </w:rPr>
-              <w:t>仅应用</w:t>
-            </w:r>
-            <w:proofErr w:type="gramEnd"/>
-            <w:r>
-              <w:rPr>
-                <w:rFonts w:ascii="宋体" w:eastAsia="宋体" w:hAnsi="宋体" w:cs="宋体" w:hint="eastAsia"/>
-                <w:color w:val="1A2332"/>
-                <w:sz w:val="18"/>
-              </w:rPr>
-              <w:t>服务器与</w:t>
-            </w:r>
-            <w:proofErr w:type="gramStart"/>
-            <w:r>
-              <w:rPr>
-                <w:rFonts w:ascii="宋体" w:eastAsia="宋体" w:hAnsi="宋体" w:cs="宋体" w:hint="eastAsia"/>
-                <w:color w:val="1A2332"/>
-                <w:sz w:val="18"/>
-              </w:rPr>
-              <w:t>运维网段</w:t>
-            </w:r>
-            <w:proofErr w:type="gramEnd"/>
-            <w:r>
-              <w:rPr>
-                <w:rFonts w:ascii="宋体" w:eastAsia="宋体" w:hAnsi="宋体" w:cs="宋体" w:hint="eastAsia"/>
-                <w:color w:val="1A2332"/>
-                <w:sz w:val="18"/>
-              </w:rPr>
-              <w:t>可连库；禁止将数据库端口直接暴露公网</w:t>
+              <w:t>仅应用服务器与运维网段可连库；禁止将数据库端口直接暴露公网</w:t>
             </w:r>
           </w:p>
         </w:tc>
@@ -3924,7 +3575,7 @@
           <w:rFonts w:ascii="宋体" w:eastAsia="宋体" w:hAnsi="宋体" w:cs="宋体" w:hint="eastAsia"/>
           <w:color w:val="1A2332"/>
         </w:rPr>
-        <w:t>费用目标：</w:t>
+        <w:t xml:space="preserve">总费用定为 </w:t>
       </w:r>
       <w:r>
         <w:rPr>
@@ -3932,7 +3583,7 @@
           <w:b/>
           <w:color w:val="1A2332"/>
         </w:rPr>
-        <w:t>总费用控制在 3～5 万元</w:t>
+        <w:t>3.5 万元</w:t>
       </w:r>
       <w:r>
         <w:rPr>
@@ -4148,7 +3799,7 @@
                 <w:color w:val="1E3A5F"/>
                 <w:sz w:val="17"/>
               </w:rPr>
-              <w:t>费用参考</w:t>
+              <w:t>费用</w:t>
             </w:r>
           </w:p>
         </w:tc>
@@ -4213,7 +3864,6 @@
                 <w:color w:val="1A2332"/>
               </w:rPr>
             </w:pPr>
-            <w:proofErr w:type="gramStart"/>
             <w:r>
               <w:rPr>
                 <w:rFonts w:ascii="宋体" w:eastAsia="宋体" w:hAnsi="宋体" w:cs="宋体" w:hint="eastAsia"/>
@@ -4222,7 +3872,6 @@
               </w:rPr>
               <w:t>轻量云主机</w:t>
             </w:r>
-            <w:proofErr w:type="gramEnd"/>
           </w:p>
         </w:tc>
         <w:tc>
@@ -4317,7 +3966,7 @@
                 <w:color w:val="1A2332"/>
                 <w:sz w:val="17"/>
               </w:rPr>
-              <w:t>约 600～1,500 元/年</w:t>
+              <w:t>900 元/年</w:t>
             </w:r>
           </w:p>
         </w:tc>
@@ -4475,7 +4124,7 @@
                 <w:color w:val="1A2332"/>
                 <w:sz w:val="17"/>
               </w:rPr>
-              <w:t>约 300～800 元/年</w:t>
+              <w:t>500 元/年</w:t>
             </w:r>
           </w:p>
         </w:tc>
@@ -4633,7 +4282,7 @@
                 <w:color w:val="1A2332"/>
                 <w:sz w:val="17"/>
               </w:rPr>
-              <w:t>约 0～200 元/年</w:t>
+              <w:t>100 元/年</w:t>
             </w:r>
           </w:p>
         </w:tc>
@@ -4793,7 +4442,7 @@
                 <w:color w:val="1A2332"/>
                 <w:sz w:val="17"/>
               </w:rPr>
-              <w:t>约 1,000～2,500 元/年</w:t>
+              <w:t>1,500 元/年</w:t>
             </w:r>
           </w:p>
         </w:tc>
@@ -4832,19 +4481,72 @@
                 <w:color w:val="1A2332"/>
                 <w:sz w:val="17"/>
               </w:rPr>
-              <w:t>手机</w:t>
-            </w:r>
-            <w:proofErr w:type="gramStart"/>
-            <w:r>
-              <w:rPr>
-                <w:rFonts w:ascii="宋体" w:eastAsia="宋体" w:hAnsi="宋体" w:cs="宋体" w:hint="eastAsia"/>
-                <w:b/>
+              <w:t>手机端开发</w:t>
+            </w:r>
+          </w:p>
+        </w:tc>
+        <w:tc>
+          <w:tcPr>
+            <w:tcW w:w="1328" w:type="dxa"/>
+            <w:tcBorders>
+              <w:top w:val="single" w:sz="6" w:space="0" w:color="C9D4E0"/>
+              <w:left w:val="single" w:sz="6" w:space="0" w:color="C9D4E0"/>
+              <w:bottom w:val="single" w:sz="6" w:space="0" w:color="C9D4E0"/>
+              <w:right w:val="single" w:sz="6" w:space="0" w:color="C9D4E0"/>
+            </w:tcBorders>
+            <w:tcMar>
+              <w:top w:w="100" w:type="dxa"/>
+              <w:left w:w="100" w:type="dxa"/>
+              <w:bottom w:w="100" w:type="dxa"/>
+              <w:right w:w="100" w:type="dxa"/>
+            </w:tcMar>
+          </w:tcPr>
+          <w:p>
+            <w:pPr>
+              <w:rPr>
+                <w:color w:val="1A2332"/>
+              </w:rPr>
+            </w:pPr>
+            <w:r>
+              <w:rPr>
+                <w:rFonts w:ascii="宋体" w:eastAsia="宋体" w:hAnsi="宋体" w:cs="宋体" w:hint="eastAsia"/>
                 <w:color w:val="1A2332"/>
                 <w:sz w:val="17"/>
               </w:rPr>
-              <w:t>端开发</w:t>
-            </w:r>
-            <w:proofErr w:type="gramEnd"/>
+              <w:t>手机 H5 / PWA</w:t>
+            </w:r>
+          </w:p>
+        </w:tc>
+        <w:tc>
+          <w:tcPr>
+            <w:tcW w:w="2574" w:type="dxa"/>
+            <w:tcBorders>
+              <w:top w:val="single" w:sz="6" w:space="0" w:color="C9D4E0"/>
+              <w:left w:val="single" w:sz="6" w:space="0" w:color="C9D4E0"/>
+              <w:bottom w:val="single" w:sz="6" w:space="0" w:color="C9D4E0"/>
+              <w:right w:val="single" w:sz="6" w:space="0" w:color="C9D4E0"/>
+            </w:tcBorders>
+            <w:tcMar>
+              <w:top w:w="100" w:type="dxa"/>
+              <w:left w:w="100" w:type="dxa"/>
+              <w:bottom w:w="100" w:type="dxa"/>
+              <w:right w:w="100" w:type="dxa"/>
+            </w:tcMar>
+          </w:tcPr>
+          <w:p>
+            <w:pPr>
+              <w:rPr>
+                <w:color w:val="1A2332"/>
+              </w:rPr>
+            </w:pPr>
+            <w:r>
+              <w:rPr>
+                <w:rFonts w:ascii="宋体" w:eastAsia="宋体" w:hAnsi="宋体" w:cs="宋体" w:hint="eastAsia"/>
+                <w:color w:val="1A2332"/>
+                <w:sz w:val="17"/>
+              </w:rPr>
+              <w:t>地图与固定点位、搜索定位、点位录入、拍照上传、今日任务、弱网草稿、迷你趋势；适配 Android / 鸿蒙；含联调测试。不含原生 App 上架</w:t>
+            </w:r>
           </w:p>
         </w:tc>
         <w:tc>
@@ -4875,13 +4577,13 @@
                 <w:color w:val="1A2332"/>
                 <w:sz w:val="17"/>
               </w:rPr>
-              <w:t>手机 H5 / PWA</w:t>
-            </w:r>
-          </w:p>
-        </w:tc>
-        <w:tc>
-          <w:tcPr>
-            <w:tcW w:w="2574" w:type="dxa"/>
+              <w:t>一次性建设</w:t>
+            </w:r>
+          </w:p>
+        </w:tc>
+        <w:tc>
+          <w:tcPr>
+            <w:tcW w:w="1910" w:type="dxa"/>
             <w:tcBorders>
               <w:top w:val="single" w:sz="6" w:space="0" w:color="C9D4E0"/>
               <w:left w:val="single" w:sz="6" w:space="0" w:color="C9D4E0"/>
@@ -4907,89 +4609,7 @@
                 <w:color w:val="1A2332"/>
                 <w:sz w:val="17"/>
               </w:rPr>
-              <w:t>地图与固定点位、搜索定位、点位录入、拍照上传、今日任务、</w:t>
-            </w:r>
-            <w:proofErr w:type="gramStart"/>
-            <w:r>
-              <w:rPr>
-                <w:rFonts w:ascii="宋体" w:eastAsia="宋体" w:hAnsi="宋体" w:cs="宋体" w:hint="eastAsia"/>
-                <w:color w:val="1A2332"/>
-                <w:sz w:val="17"/>
-              </w:rPr>
-              <w:t>弱网草稿</w:t>
-            </w:r>
-            <w:proofErr w:type="gramEnd"/>
-            <w:r>
-              <w:rPr>
-                <w:rFonts w:ascii="宋体" w:eastAsia="宋体" w:hAnsi="宋体" w:cs="宋体" w:hint="eastAsia"/>
-                <w:color w:val="1A2332"/>
-                <w:sz w:val="17"/>
-              </w:rPr>
-              <w:t>、迷你趋势；适配 Android / 鸿蒙；含联调测试。不含原生 App 上架</w:t>
-            </w:r>
-          </w:p>
-        </w:tc>
-        <w:tc>
-          <w:tcPr>
-            <w:tcW w:w="1328" w:type="dxa"/>
-            <w:tcBorders>
-              <w:top w:val="single" w:sz="6" w:space="0" w:color="C9D4E0"/>
-              <w:left w:val="single" w:sz="6" w:space="0" w:color="C9D4E0"/>
-              <w:bottom w:val="single" w:sz="6" w:space="0" w:color="C9D4E0"/>
-              <w:right w:val="single" w:sz="6" w:space="0" w:color="C9D4E0"/>
-            </w:tcBorders>
-            <w:tcMar>
-              <w:top w:w="100" w:type="dxa"/>
-              <w:left w:w="100" w:type="dxa"/>
-              <w:bottom w:w="100" w:type="dxa"/>
-              <w:right w:w="100" w:type="dxa"/>
-            </w:tcMar>
-          </w:tcPr>
-          <w:p>
-            <w:pPr>
-              <w:rPr>
-                <w:color w:val="1A2332"/>
-              </w:rPr>
-            </w:pPr>
-            <w:r>
-              <w:rPr>
-                <w:rFonts w:ascii="宋体" w:eastAsia="宋体" w:hAnsi="宋体" w:cs="宋体" w:hint="eastAsia"/>
-                <w:color w:val="1A2332"/>
-                <w:sz w:val="17"/>
-              </w:rPr>
-              <w:t>一次性建设</w:t>
-            </w:r>
-          </w:p>
-        </w:tc>
-        <w:tc>
-          <w:tcPr>
-            <w:tcW w:w="1910" w:type="dxa"/>
-            <w:tcBorders>
-              <w:top w:val="single" w:sz="6" w:space="0" w:color="C9D4E0"/>
-              <w:left w:val="single" w:sz="6" w:space="0" w:color="C9D4E0"/>
-              <w:bottom w:val="single" w:sz="6" w:space="0" w:color="C9D4E0"/>
-              <w:right w:val="single" w:sz="6" w:space="0" w:color="C9D4E0"/>
-            </w:tcBorders>
-            <w:tcMar>
-              <w:top w:w="100" w:type="dxa"/>
-              <w:left w:w="100" w:type="dxa"/>
-              <w:bottom w:w="100" w:type="dxa"/>
-              <w:right w:w="100" w:type="dxa"/>
-            </w:tcMar>
-          </w:tcPr>
-          <w:p>
-            <w:pPr>
-              <w:rPr>
-                <w:color w:val="1A2332"/>
-              </w:rPr>
-            </w:pPr>
-            <w:r>
-              <w:rPr>
-                <w:rFonts w:ascii="宋体" w:eastAsia="宋体" w:hAnsi="宋体" w:cs="宋体" w:hint="eastAsia"/>
-                <w:color w:val="1A2332"/>
-                <w:sz w:val="17"/>
-              </w:rPr>
-              <w:t>约 10,000～16,000 元</w:t>
+              <w:t>12,000 元</w:t>
             </w:r>
           </w:p>
         </w:tc>
@@ -5149,7 +4769,7 @@
                 <w:color w:val="1A2332"/>
                 <w:sz w:val="17"/>
               </w:rPr>
-              <w:t>约 10,000～16,000 元</w:t>
+              <w:t>12,000 元</w:t>
             </w:r>
           </w:p>
         </w:tc>
@@ -5188,19 +4808,72 @@
                 <w:color w:val="1A2332"/>
                 <w:sz w:val="17"/>
               </w:rPr>
-              <w:t>网页</w:t>
-            </w:r>
-            <w:proofErr w:type="gramStart"/>
-            <w:r>
-              <w:rPr>
-                <w:rFonts w:ascii="宋体" w:eastAsia="宋体" w:hAnsi="宋体" w:cs="宋体" w:hint="eastAsia"/>
-                <w:b/>
+              <w:t>网页端开发</w:t>
+            </w:r>
+          </w:p>
+        </w:tc>
+        <w:tc>
+          <w:tcPr>
+            <w:tcW w:w="1328" w:type="dxa"/>
+            <w:tcBorders>
+              <w:top w:val="single" w:sz="6" w:space="0" w:color="C9D4E0"/>
+              <w:left w:val="single" w:sz="6" w:space="0" w:color="C9D4E0"/>
+              <w:bottom w:val="single" w:sz="6" w:space="0" w:color="C9D4E0"/>
+              <w:right w:val="single" w:sz="6" w:space="0" w:color="C9D4E0"/>
+            </w:tcBorders>
+            <w:tcMar>
+              <w:top w:w="100" w:type="dxa"/>
+              <w:left w:w="100" w:type="dxa"/>
+              <w:bottom w:w="100" w:type="dxa"/>
+              <w:right w:w="100" w:type="dxa"/>
+            </w:tcMar>
+          </w:tcPr>
+          <w:p>
+            <w:pPr>
+              <w:rPr>
+                <w:color w:val="1A2332"/>
+              </w:rPr>
+            </w:pPr>
+            <w:r>
+              <w:rPr>
+                <w:rFonts w:ascii="宋体" w:eastAsia="宋体" w:hAnsi="宋体" w:cs="宋体" w:hint="eastAsia"/>
                 <w:color w:val="1A2332"/>
                 <w:sz w:val="17"/>
               </w:rPr>
-              <w:t>端开发</w:t>
-            </w:r>
-            <w:proofErr w:type="gramEnd"/>
+              <w:t>用户端（地图可视化）</w:t>
+            </w:r>
+          </w:p>
+        </w:tc>
+        <w:tc>
+          <w:tcPr>
+            <w:tcW w:w="2574" w:type="dxa"/>
+            <w:tcBorders>
+              <w:top w:val="single" w:sz="6" w:space="0" w:color="C9D4E0"/>
+              <w:left w:val="single" w:sz="6" w:space="0" w:color="C9D4E0"/>
+              <w:bottom w:val="single" w:sz="6" w:space="0" w:color="C9D4E0"/>
+              <w:right w:val="single" w:sz="6" w:space="0" w:color="C9D4E0"/>
+            </w:tcBorders>
+            <w:tcMar>
+              <w:top w:w="100" w:type="dxa"/>
+              <w:left w:w="100" w:type="dxa"/>
+              <w:bottom w:w="100" w:type="dxa"/>
+              <w:right w:w="100" w:type="dxa"/>
+            </w:tcMar>
+          </w:tcPr>
+          <w:p>
+            <w:pPr>
+              <w:rPr>
+                <w:color w:val="1A2332"/>
+              </w:rPr>
+            </w:pPr>
+            <w:r>
+              <w:rPr>
+                <w:rFonts w:ascii="宋体" w:eastAsia="宋体" w:hAnsi="宋体" w:cs="宋体" w:hint="eastAsia"/>
+                <w:color w:val="1A2332"/>
+                <w:sz w:val="17"/>
+              </w:rPr>
+              <w:t>镇域地图、点位、详情、折线/柱状、时间筛选、只读权限</w:t>
+            </w:r>
           </w:p>
         </w:tc>
         <w:tc>
@@ -5231,13 +4904,13 @@
                 <w:color w:val="1A2332"/>
                 <w:sz w:val="17"/>
               </w:rPr>
-              <w:t>用户端（地图可视化）</w:t>
-            </w:r>
-          </w:p>
-        </w:tc>
-        <w:tc>
-          <w:tcPr>
-            <w:tcW w:w="2574" w:type="dxa"/>
+              <w:t>一次性建设</w:t>
+            </w:r>
+          </w:p>
+        </w:tc>
+        <w:tc>
+          <w:tcPr>
+            <w:tcW w:w="1910" w:type="dxa"/>
             <w:tcBorders>
               <w:top w:val="single" w:sz="6" w:space="0" w:color="C9D4E0"/>
               <w:left w:val="single" w:sz="6" w:space="0" w:color="C9D4E0"/>
@@ -5263,71 +4936,7 @@
                 <w:color w:val="1A2332"/>
                 <w:sz w:val="17"/>
               </w:rPr>
-              <w:t>镇域地图、点位、详情、折线/柱状、时间筛选、只读权限</w:t>
-            </w:r>
-          </w:p>
-        </w:tc>
-        <w:tc>
-          <w:tcPr>
-            <w:tcW w:w="1328" w:type="dxa"/>
-            <w:tcBorders>
-              <w:top w:val="single" w:sz="6" w:space="0" w:color="C9D4E0"/>
-              <w:left w:val="single" w:sz="6" w:space="0" w:color="C9D4E0"/>
-              <w:bottom w:val="single" w:sz="6" w:space="0" w:color="C9D4E0"/>
-              <w:right w:val="single" w:sz="6" w:space="0" w:color="C9D4E0"/>
-            </w:tcBorders>
-            <w:tcMar>
-              <w:top w:w="100" w:type="dxa"/>
-              <w:left w:w="100" w:type="dxa"/>
-              <w:bottom w:w="100" w:type="dxa"/>
-              <w:right w:w="100" w:type="dxa"/>
-            </w:tcMar>
-          </w:tcPr>
-          <w:p>
-            <w:pPr>
-              <w:rPr>
-                <w:color w:val="1A2332"/>
-              </w:rPr>
-            </w:pPr>
-            <w:r>
-              <w:rPr>
-                <w:rFonts w:ascii="宋体" w:eastAsia="宋体" w:hAnsi="宋体" w:cs="宋体" w:hint="eastAsia"/>
-                <w:color w:val="1A2332"/>
-                <w:sz w:val="17"/>
-              </w:rPr>
-              <w:t>一次性建设</w:t>
-            </w:r>
-          </w:p>
-        </w:tc>
-        <w:tc>
-          <w:tcPr>
-            <w:tcW w:w="1910" w:type="dxa"/>
-            <w:tcBorders>
-              <w:top w:val="single" w:sz="6" w:space="0" w:color="C9D4E0"/>
-              <w:left w:val="single" w:sz="6" w:space="0" w:color="C9D4E0"/>
-              <w:bottom w:val="single" w:sz="6" w:space="0" w:color="C9D4E0"/>
-              <w:right w:val="single" w:sz="6" w:space="0" w:color="C9D4E0"/>
-            </w:tcBorders>
-            <w:tcMar>
-              <w:top w:w="100" w:type="dxa"/>
-              <w:left w:w="100" w:type="dxa"/>
-              <w:bottom w:w="100" w:type="dxa"/>
-              <w:right w:w="100" w:type="dxa"/>
-            </w:tcMar>
-          </w:tcPr>
-          <w:p>
-            <w:pPr>
-              <w:rPr>
-                <w:color w:val="1A2332"/>
-              </w:rPr>
-            </w:pPr>
-            <w:r>
-              <w:rPr>
-                <w:rFonts w:ascii="宋体" w:eastAsia="宋体" w:hAnsi="宋体" w:cs="宋体" w:hint="eastAsia"/>
-                <w:color w:val="1A2332"/>
-                <w:sz w:val="17"/>
-              </w:rPr>
-              <w:t>约 7,000～12,000 元</w:t>
+              <w:t>8,000 元</w:t>
             </w:r>
           </w:p>
         </w:tc>
@@ -5485,7 +5094,7 @@
                 <w:color w:val="1A2332"/>
                 <w:sz w:val="17"/>
               </w:rPr>
-              <w:t>约 8,000～14,000 元</w:t>
+              <w:t>9,000 元</w:t>
             </w:r>
           </w:p>
         </w:tc>
@@ -5547,23 +5156,45 @@
                 <w:color w:val="1A2332"/>
                 <w:sz w:val="17"/>
               </w:rPr>
-              <w:t xml:space="preserve">后端 API </w:t>
-            </w:r>
-            <w:proofErr w:type="gramStart"/>
+              <w:t>后端 API 与库表</w:t>
+            </w:r>
+          </w:p>
+        </w:tc>
+        <w:tc>
+          <w:tcPr>
+            <w:tcW w:w="2574" w:type="dxa"/>
+            <w:tcBorders>
+              <w:top w:val="single" w:sz="6" w:space="0" w:color="C9D4E0"/>
+              <w:left w:val="single" w:sz="6" w:space="0" w:color="C9D4E0"/>
+              <w:bottom w:val="single" w:sz="6" w:space="0" w:color="C9D4E0"/>
+              <w:right w:val="single" w:sz="6" w:space="0" w:color="C9D4E0"/>
+            </w:tcBorders>
+            <w:tcMar>
+              <w:top w:w="100" w:type="dxa"/>
+              <w:left w:w="100" w:type="dxa"/>
+              <w:bottom w:w="100" w:type="dxa"/>
+              <w:right w:w="100" w:type="dxa"/>
+            </w:tcMar>
+          </w:tcPr>
+          <w:p>
+            <w:pPr>
+              <w:rPr>
+                <w:color w:val="1A2332"/>
+              </w:rPr>
+            </w:pPr>
             <w:r>
               <w:rPr>
                 <w:rFonts w:ascii="宋体" w:eastAsia="宋体" w:hAnsi="宋体" w:cs="宋体" w:hint="eastAsia"/>
                 <w:color w:val="1A2332"/>
                 <w:sz w:val="17"/>
               </w:rPr>
-              <w:t>与库表</w:t>
-            </w:r>
-            <w:proofErr w:type="gramEnd"/>
-          </w:p>
-        </w:tc>
-        <w:tc>
-          <w:tcPr>
-            <w:tcW w:w="2574" w:type="dxa"/>
+              <w:t>部署于本地；鉴权、观测时序、导入校验、本地文件存储；PostgreSQL + PostGIS</w:t>
+            </w:r>
+          </w:p>
+        </w:tc>
+        <w:tc>
+          <w:tcPr>
+            <w:tcW w:w="1328" w:type="dxa"/>
             <w:tcBorders>
               <w:top w:val="single" w:sz="6" w:space="0" w:color="C9D4E0"/>
               <w:left w:val="single" w:sz="6" w:space="0" w:color="C9D4E0"/>
@@ -5589,81 +5220,39 @@
                 <w:color w:val="1A2332"/>
                 <w:sz w:val="17"/>
               </w:rPr>
-              <w:t xml:space="preserve">部署于本地；鉴权、观测时序、导入校验、本地文件存储；PostgreSQL + </w:t>
-            </w:r>
-            <w:proofErr w:type="spellStart"/>
+              <w:t>一次性建设</w:t>
+            </w:r>
+          </w:p>
+        </w:tc>
+        <w:tc>
+          <w:tcPr>
+            <w:tcW w:w="1910" w:type="dxa"/>
+            <w:tcBorders>
+              <w:top w:val="single" w:sz="6" w:space="0" w:color="C9D4E0"/>
+              <w:left w:val="single" w:sz="6" w:space="0" w:color="C9D4E0"/>
+              <w:bottom w:val="single" w:sz="6" w:space="0" w:color="C9D4E0"/>
+              <w:right w:val="single" w:sz="6" w:space="0" w:color="C9D4E0"/>
+            </w:tcBorders>
+            <w:tcMar>
+              <w:top w:w="100" w:type="dxa"/>
+              <w:left w:w="100" w:type="dxa"/>
+              <w:bottom w:w="100" w:type="dxa"/>
+              <w:right w:w="100" w:type="dxa"/>
+            </w:tcMar>
+          </w:tcPr>
+          <w:p>
+            <w:pPr>
+              <w:rPr>
+                <w:color w:val="1A2332"/>
+              </w:rPr>
+            </w:pPr>
             <w:r>
               <w:rPr>
                 <w:rFonts w:ascii="宋体" w:eastAsia="宋体" w:hAnsi="宋体" w:cs="宋体" w:hint="eastAsia"/>
                 <w:color w:val="1A2332"/>
                 <w:sz w:val="17"/>
               </w:rPr>
-              <w:t>PostGIS</w:t>
-            </w:r>
-            <w:proofErr w:type="spellEnd"/>
-          </w:p>
-        </w:tc>
-        <w:tc>
-          <w:tcPr>
-            <w:tcW w:w="1328" w:type="dxa"/>
-            <w:tcBorders>
-              <w:top w:val="single" w:sz="6" w:space="0" w:color="C9D4E0"/>
-              <w:left w:val="single" w:sz="6" w:space="0" w:color="C9D4E0"/>
-              <w:bottom w:val="single" w:sz="6" w:space="0" w:color="C9D4E0"/>
-              <w:right w:val="single" w:sz="6" w:space="0" w:color="C9D4E0"/>
-            </w:tcBorders>
-            <w:tcMar>
-              <w:top w:w="100" w:type="dxa"/>
-              <w:left w:w="100" w:type="dxa"/>
-              <w:bottom w:w="100" w:type="dxa"/>
-              <w:right w:w="100" w:type="dxa"/>
-            </w:tcMar>
-          </w:tcPr>
-          <w:p>
-            <w:pPr>
-              <w:rPr>
-                <w:color w:val="1A2332"/>
-              </w:rPr>
-            </w:pPr>
-            <w:r>
-              <w:rPr>
-                <w:rFonts w:ascii="宋体" w:eastAsia="宋体" w:hAnsi="宋体" w:cs="宋体" w:hint="eastAsia"/>
-                <w:color w:val="1A2332"/>
-                <w:sz w:val="17"/>
-              </w:rPr>
-              <w:t>一次性建设</w:t>
-            </w:r>
-          </w:p>
-        </w:tc>
-        <w:tc>
-          <w:tcPr>
-            <w:tcW w:w="1910" w:type="dxa"/>
-            <w:tcBorders>
-              <w:top w:val="single" w:sz="6" w:space="0" w:color="C9D4E0"/>
-              <w:left w:val="single" w:sz="6" w:space="0" w:color="C9D4E0"/>
-              <w:bottom w:val="single" w:sz="6" w:space="0" w:color="C9D4E0"/>
-              <w:right w:val="single" w:sz="6" w:space="0" w:color="C9D4E0"/>
-            </w:tcBorders>
-            <w:tcMar>
-              <w:top w:w="100" w:type="dxa"/>
-              <w:left w:w="100" w:type="dxa"/>
-              <w:bottom w:w="100" w:type="dxa"/>
-              <w:right w:w="100" w:type="dxa"/>
-            </w:tcMar>
-          </w:tcPr>
-          <w:p>
-            <w:pPr>
-              <w:rPr>
-                <w:color w:val="1A2332"/>
-              </w:rPr>
-            </w:pPr>
-            <w:r>
-              <w:rPr>
-                <w:rFonts w:ascii="宋体" w:eastAsia="宋体" w:hAnsi="宋体" w:cs="宋体" w:hint="eastAsia"/>
-                <w:color w:val="1A2332"/>
-                <w:sz w:val="17"/>
-              </w:rPr>
-              <w:t>约 4,000～8,000 元</w:t>
+              <w:t>4,500 元</w:t>
             </w:r>
           </w:p>
         </w:tc>
@@ -5823,7 +5412,7 @@
                 <w:color w:val="1A2332"/>
                 <w:sz w:val="17"/>
               </w:rPr>
-              <w:t>约 19,000～34,000 元</w:t>
+              <w:t>21,500 元</w:t>
             </w:r>
           </w:p>
         </w:tc>
@@ -5934,27 +5523,7 @@
                 <w:color w:val="1A2332"/>
                 <w:sz w:val="17"/>
               </w:rPr>
-              <w:t xml:space="preserve">6 </w:t>
-            </w:r>
-            <w:proofErr w:type="gramStart"/>
-            <w:r>
-              <w:rPr>
-                <w:rFonts w:ascii="宋体" w:eastAsia="宋体" w:hAnsi="宋体" w:cs="宋体" w:hint="eastAsia"/>
-                <w:b/>
-                <w:color w:val="1A2332"/>
-                <w:sz w:val="17"/>
-              </w:rPr>
-              <w:t>个</w:t>
-            </w:r>
-            <w:proofErr w:type="gramEnd"/>
-            <w:r>
-              <w:rPr>
-                <w:rFonts w:ascii="宋体" w:eastAsia="宋体" w:hAnsi="宋体" w:cs="宋体" w:hint="eastAsia"/>
-                <w:b/>
-                <w:color w:val="1A2332"/>
-                <w:sz w:val="17"/>
-              </w:rPr>
-              <w:t>月免费技术支持</w:t>
+              <w:t>6 个月免费技术支持</w:t>
             </w:r>
             <w:r>
               <w:rPr>
@@ -6082,7 +5651,7 @@
                 <w:color w:val="1A2332"/>
                 <w:sz w:val="17"/>
               </w:rPr>
-              <w:t>（建设 + 云端代理 + 技术支持；总预算 3～5 万）</w:t>
+              <w:t>（建设 + 云端代理 + 技术支持）</w:t>
             </w:r>
           </w:p>
         </w:tc>
@@ -6147,7 +5716,7 @@
                 <w:color w:val="1A2332"/>
                 <w:sz w:val="17"/>
               </w:rPr>
-              <w:t>约 30,000～50,000 元</w:t>
+              <w:t>35,000 元</w:t>
             </w:r>
           </w:p>
         </w:tc>
@@ -6219,7 +5788,628 @@
                 <w:color w:val="0A4F4F"/>
                 <w:sz w:val="19"/>
               </w:rPr>
-              <w:t>本地服务器采购/机房、底图 Key、培训等若另发生，建议在总额内微调开发范围或单列议定。</w:t>
+              <w:t>本地服务器采购/机房、底图 Key、培训等若另发生，建议单列议定。</w:t>
+            </w:r>
+          </w:p>
+        </w:tc>
+      </w:tr>
+    </w:tbl>
+    <w:p>
+      <w:pPr>
+        <w:pStyle w:val="2"/>
+        <w:pageBreakBefore/>
+        <w:pBdr>
+          <w:bottom w:val="single" w:sz="12" w:space="5" w:color="0D6E6E"/>
+        </w:pBdr>
+        <w:spacing w:before="320" w:beforeAutospacing="1" w:after="320" w:afterAutospacing="1" w:line="360" w:lineRule="auto"/>
+        <w:ind w:left="320" w:right="320"/>
+        <w:rPr>
+          <w:color w:val="1E3A5F"/>
+          <w:sz w:val="32"/>
+          <w:szCs w:val="32"/>
+        </w:rPr>
+      </w:pPr>
+      <w:r>
+        <w:rPr>
+          <w:rFonts w:ascii="微软雅黑" w:eastAsia="微软雅黑" w:hAnsi="微软雅黑" w:cs="微软雅黑" w:hint="eastAsia"/>
+          <w:color w:val="1E3A5F"/>
+          <w:sz w:val="30"/>
+        </w:rPr>
+        <w:lastRenderedPageBreak/>
+        <w:t>5. 工期</w:t>
+      </w:r>
+    </w:p>
+    <w:p>
+      <w:pPr>
+        <w:pStyle w:val="3"/>
+        <w:spacing w:before="220" w:beforeAutospacing="1" w:after="220" w:afterAutospacing="1" w:line="360" w:lineRule="auto"/>
+        <w:ind w:left="220" w:right="220"/>
+        <w:rPr>
+          <w:color w:val="0D6E6E"/>
+          <w:sz w:val="32"/>
+          <w:szCs w:val="32"/>
+        </w:rPr>
+      </w:pPr>
+      <w:r>
+        <w:rPr>
+          <w:rFonts w:ascii="微软雅黑" w:eastAsia="微软雅黑" w:hAnsi="微软雅黑" w:cs="微软雅黑" w:hint="eastAsia"/>
+          <w:color w:val="0D6E6E"/>
+          <w:sz w:val="23"/>
+        </w:rPr>
+        <w:t>开发总工期3个月。技术支持和维护6个月</w:t>
+      </w:r>
+    </w:p>
+    <w:tbl>
+      <w:tblPr>
+        <w:tblW w:w="8306" w:type="dxa"/>
+        <w:tblInd w:w="100" w:type="dxa"/>
+        <w:shd w:val="clear" w:color="1A2332" w:fill="auto"/>
+        <w:tblCellMar>
+          <w:top w:w="15" w:type="dxa"/>
+          <w:left w:w="15" w:type="dxa"/>
+          <w:bottom w:w="15" w:type="dxa"/>
+          <w:right w:w="15" w:type="dxa"/>
+        </w:tblCellMar>
+        <w:tblLook w:val="04A0" w:firstRow="1" w:lastRow="0" w:firstColumn="1" w:lastColumn="0" w:noHBand="0" w:noVBand="1"/>
+      </w:tblPr>
+      <w:tblGrid>
+        <w:gridCol w:w="996"/>
+        <w:gridCol w:w="2492"/>
+        <w:gridCol w:w="1495"/>
+        <w:gridCol w:w="3323"/>
+      </w:tblGrid>
+      <w:tr>
+        <w:trPr>
+          <w:cantSplit/>
+          <w:tblHeader/>
+        </w:trPr>
+        <w:tc>
+          <w:tcPr>
+            <w:tcW w:w="996" w:type="dxa"/>
+            <w:tcBorders>
+              <w:top w:val="single" w:sz="6" w:space="0" w:color="C9D4E0"/>
+              <w:left w:val="single" w:sz="6" w:space="0" w:color="C9D4E0"/>
+              <w:bottom w:val="single" w:sz="6" w:space="0" w:color="C9D4E0"/>
+              <w:right w:val="single" w:sz="6" w:space="0" w:color="C9D4E0"/>
+            </w:tcBorders>
+            <w:shd w:val="clear" w:color="auto" w:fill="EEF3F8"/>
+            <w:tcMar>
+              <w:top w:w="100" w:type="dxa"/>
+              <w:left w:w="100" w:type="dxa"/>
+              <w:bottom w:w="100" w:type="dxa"/>
+              <w:right w:w="100" w:type="dxa"/>
+            </w:tcMar>
+            <w:vAlign w:val="center"/>
+          </w:tcPr>
+          <w:p>
+            <w:pPr>
+              <w:rPr>
+                <w:b/>
+                <w:bCs/>
+                <w:color w:val="1E3A5F"/>
+              </w:rPr>
+            </w:pPr>
+            <w:r>
+              <w:rPr>
+                <w:rFonts w:ascii="微软雅黑" w:eastAsia="微软雅黑" w:hAnsi="微软雅黑" w:cs="微软雅黑" w:hint="eastAsia"/>
+                <w:b/>
+                <w:color w:val="1E3A5F"/>
+                <w:sz w:val="18"/>
+              </w:rPr>
+              <w:t>月份</w:t>
+            </w:r>
+          </w:p>
+        </w:tc>
+        <w:tc>
+          <w:tcPr>
+            <w:tcW w:w="2491" w:type="dxa"/>
+            <w:tcBorders>
+              <w:top w:val="single" w:sz="6" w:space="0" w:color="C9D4E0"/>
+              <w:left w:val="single" w:sz="6" w:space="0" w:color="C9D4E0"/>
+              <w:bottom w:val="single" w:sz="6" w:space="0" w:color="C9D4E0"/>
+              <w:right w:val="single" w:sz="6" w:space="0" w:color="C9D4E0"/>
+            </w:tcBorders>
+            <w:shd w:val="clear" w:color="auto" w:fill="EEF3F8"/>
+            <w:tcMar>
+              <w:top w:w="100" w:type="dxa"/>
+              <w:left w:w="100" w:type="dxa"/>
+              <w:bottom w:w="100" w:type="dxa"/>
+              <w:right w:w="100" w:type="dxa"/>
+            </w:tcMar>
+            <w:vAlign w:val="center"/>
+          </w:tcPr>
+          <w:p>
+            <w:pPr>
+              <w:rPr>
+                <w:b/>
+                <w:bCs/>
+                <w:color w:val="1E3A5F"/>
+              </w:rPr>
+            </w:pPr>
+            <w:r>
+              <w:rPr>
+                <w:rFonts w:ascii="微软雅黑" w:eastAsia="微软雅黑" w:hAnsi="微软雅黑" w:cs="微软雅黑" w:hint="eastAsia"/>
+                <w:b/>
+                <w:color w:val="1E3A5F"/>
+                <w:sz w:val="18"/>
+              </w:rPr>
+              <w:t>工作重心</w:t>
+            </w:r>
+          </w:p>
+        </w:tc>
+        <w:tc>
+          <w:tcPr>
+            <w:tcW w:w="1495" w:type="dxa"/>
+            <w:tcBorders>
+              <w:top w:val="single" w:sz="6" w:space="0" w:color="C9D4E0"/>
+              <w:left w:val="single" w:sz="6" w:space="0" w:color="C9D4E0"/>
+              <w:bottom w:val="single" w:sz="6" w:space="0" w:color="C9D4E0"/>
+              <w:right w:val="single" w:sz="6" w:space="0" w:color="C9D4E0"/>
+            </w:tcBorders>
+            <w:shd w:val="clear" w:color="auto" w:fill="EEF3F8"/>
+            <w:tcMar>
+              <w:top w:w="100" w:type="dxa"/>
+              <w:left w:w="100" w:type="dxa"/>
+              <w:bottom w:w="100" w:type="dxa"/>
+              <w:right w:w="100" w:type="dxa"/>
+            </w:tcMar>
+            <w:vAlign w:val="center"/>
+          </w:tcPr>
+          <w:p>
+            <w:pPr>
+              <w:rPr>
+                <w:b/>
+                <w:bCs/>
+                <w:color w:val="1E3A5F"/>
+              </w:rPr>
+            </w:pPr>
+            <w:r>
+              <w:rPr>
+                <w:rFonts w:ascii="微软雅黑" w:eastAsia="微软雅黑" w:hAnsi="微软雅黑" w:cs="微软雅黑" w:hint="eastAsia"/>
+                <w:b/>
+                <w:color w:val="1E3A5F"/>
+                <w:sz w:val="18"/>
+              </w:rPr>
+              <w:t>约占工期</w:t>
+            </w:r>
+          </w:p>
+        </w:tc>
+        <w:tc>
+          <w:tcPr>
+            <w:tcW w:w="3322" w:type="dxa"/>
+            <w:tcBorders>
+              <w:top w:val="single" w:sz="6" w:space="0" w:color="C9D4E0"/>
+              <w:left w:val="single" w:sz="6" w:space="0" w:color="C9D4E0"/>
+              <w:bottom w:val="single" w:sz="6" w:space="0" w:color="C9D4E0"/>
+              <w:right w:val="single" w:sz="6" w:space="0" w:color="C9D4E0"/>
+            </w:tcBorders>
+            <w:shd w:val="clear" w:color="auto" w:fill="EEF3F8"/>
+            <w:tcMar>
+              <w:top w:w="100" w:type="dxa"/>
+              <w:left w:w="100" w:type="dxa"/>
+              <w:bottom w:w="100" w:type="dxa"/>
+              <w:right w:w="100" w:type="dxa"/>
+            </w:tcMar>
+            <w:vAlign w:val="center"/>
+          </w:tcPr>
+          <w:p>
+            <w:pPr>
+              <w:rPr>
+                <w:b/>
+                <w:bCs/>
+                <w:color w:val="1E3A5F"/>
+              </w:rPr>
+            </w:pPr>
+            <w:r>
+              <w:rPr>
+                <w:rFonts w:ascii="微软雅黑" w:eastAsia="微软雅黑" w:hAnsi="微软雅黑" w:cs="微软雅黑" w:hint="eastAsia"/>
+                <w:b/>
+                <w:color w:val="1E3A5F"/>
+                <w:sz w:val="18"/>
+              </w:rPr>
+              <w:t>并行说明</w:t>
+            </w:r>
+          </w:p>
+        </w:tc>
+      </w:tr>
+      <w:tr>
+        <w:trPr>
+          <w:cantSplit/>
+        </w:trPr>
+        <w:tc>
+          <w:tcPr>
+            <w:tcW w:w="996" w:type="dxa"/>
+            <w:tcBorders>
+              <w:top w:val="single" w:sz="6" w:space="0" w:color="C9D4E0"/>
+              <w:left w:val="single" w:sz="6" w:space="0" w:color="C9D4E0"/>
+              <w:bottom w:val="single" w:sz="6" w:space="0" w:color="C9D4E0"/>
+              <w:right w:val="single" w:sz="6" w:space="0" w:color="C9D4E0"/>
+            </w:tcBorders>
+            <w:tcMar>
+              <w:top w:w="100" w:type="dxa"/>
+              <w:left w:w="100" w:type="dxa"/>
+              <w:bottom w:w="100" w:type="dxa"/>
+              <w:right w:w="100" w:type="dxa"/>
+            </w:tcMar>
+          </w:tcPr>
+          <w:p>
+            <w:pPr>
+              <w:rPr>
+                <w:color w:val="1A2332"/>
+              </w:rPr>
+            </w:pPr>
+            <w:r>
+              <w:rPr>
+                <w:rFonts w:ascii="宋体" w:eastAsia="宋体" w:hAnsi="宋体" w:cs="宋体" w:hint="eastAsia"/>
+                <w:b/>
+                <w:color w:val="1A2332"/>
+                <w:sz w:val="18"/>
+              </w:rPr>
+              <w:t>第 1 月</w:t>
+            </w:r>
+          </w:p>
+        </w:tc>
+        <w:tc>
+          <w:tcPr>
+            <w:tcW w:w="2491" w:type="dxa"/>
+            <w:tcBorders>
+              <w:top w:val="single" w:sz="6" w:space="0" w:color="C9D4E0"/>
+              <w:left w:val="single" w:sz="6" w:space="0" w:color="C9D4E0"/>
+              <w:bottom w:val="single" w:sz="6" w:space="0" w:color="C9D4E0"/>
+              <w:right w:val="single" w:sz="6" w:space="0" w:color="C9D4E0"/>
+            </w:tcBorders>
+            <w:tcMar>
+              <w:top w:w="100" w:type="dxa"/>
+              <w:left w:w="100" w:type="dxa"/>
+              <w:bottom w:w="100" w:type="dxa"/>
+              <w:right w:w="100" w:type="dxa"/>
+            </w:tcMar>
+          </w:tcPr>
+          <w:p>
+            <w:pPr>
+              <w:rPr>
+                <w:color w:val="1A2332"/>
+              </w:rPr>
+            </w:pPr>
+            <w:r>
+              <w:rPr>
+                <w:rFonts w:ascii="宋体" w:eastAsia="宋体" w:hAnsi="宋体" w:cs="宋体" w:hint="eastAsia"/>
+                <w:color w:val="1A2332"/>
+                <w:sz w:val="18"/>
+              </w:rPr>
+              <w:t>环境 + 后端 + 手机录入闭环</w:t>
+            </w:r>
+          </w:p>
+        </w:tc>
+        <w:tc>
+          <w:tcPr>
+            <w:tcW w:w="1495" w:type="dxa"/>
+            <w:tcBorders>
+              <w:top w:val="single" w:sz="6" w:space="0" w:color="C9D4E0"/>
+              <w:left w:val="single" w:sz="6" w:space="0" w:color="C9D4E0"/>
+              <w:bottom w:val="single" w:sz="6" w:space="0" w:color="C9D4E0"/>
+              <w:right w:val="single" w:sz="6" w:space="0" w:color="C9D4E0"/>
+            </w:tcBorders>
+            <w:tcMar>
+              <w:top w:w="100" w:type="dxa"/>
+              <w:left w:w="100" w:type="dxa"/>
+              <w:bottom w:w="100" w:type="dxa"/>
+              <w:right w:w="100" w:type="dxa"/>
+            </w:tcMar>
+          </w:tcPr>
+          <w:p>
+            <w:pPr>
+              <w:rPr>
+                <w:color w:val="1A2332"/>
+              </w:rPr>
+            </w:pPr>
+            <w:r>
+              <w:rPr>
+                <w:rFonts w:ascii="宋体" w:eastAsia="宋体" w:hAnsi="宋体" w:cs="宋体" w:hint="eastAsia"/>
+                <w:color w:val="1A2332"/>
+                <w:sz w:val="18"/>
+              </w:rPr>
+              <w:t>约 4 周（33%）</w:t>
+            </w:r>
+          </w:p>
+        </w:tc>
+        <w:tc>
+          <w:tcPr>
+            <w:tcW w:w="3322" w:type="dxa"/>
+            <w:tcBorders>
+              <w:top w:val="single" w:sz="6" w:space="0" w:color="C9D4E0"/>
+              <w:left w:val="single" w:sz="6" w:space="0" w:color="C9D4E0"/>
+              <w:bottom w:val="single" w:sz="6" w:space="0" w:color="C9D4E0"/>
+              <w:right w:val="single" w:sz="6" w:space="0" w:color="C9D4E0"/>
+            </w:tcBorders>
+            <w:tcMar>
+              <w:top w:w="100" w:type="dxa"/>
+              <w:left w:w="100" w:type="dxa"/>
+              <w:bottom w:w="100" w:type="dxa"/>
+              <w:right w:w="100" w:type="dxa"/>
+            </w:tcMar>
+          </w:tcPr>
+          <w:p>
+            <w:pPr>
+              <w:rPr>
+                <w:color w:val="1A2332"/>
+              </w:rPr>
+            </w:pPr>
+            <w:r>
+              <w:rPr>
+                <w:rFonts w:ascii="宋体" w:eastAsia="宋体" w:hAnsi="宋体" w:cs="宋体" w:hint="eastAsia"/>
+                <w:color w:val="1A2332"/>
+                <w:sz w:val="18"/>
+              </w:rPr>
+              <w:t>后端与手机端交叉推进</w:t>
+            </w:r>
+          </w:p>
+        </w:tc>
+      </w:tr>
+      <w:tr>
+        <w:trPr>
+          <w:cantSplit/>
+        </w:trPr>
+        <w:tc>
+          <w:tcPr>
+            <w:tcW w:w="996" w:type="dxa"/>
+            <w:tcBorders>
+              <w:top w:val="single" w:sz="6" w:space="0" w:color="C9D4E0"/>
+              <w:left w:val="single" w:sz="6" w:space="0" w:color="C9D4E0"/>
+              <w:bottom w:val="single" w:sz="6" w:space="0" w:color="C9D4E0"/>
+              <w:right w:val="single" w:sz="6" w:space="0" w:color="C9D4E0"/>
+            </w:tcBorders>
+            <w:tcMar>
+              <w:top w:w="100" w:type="dxa"/>
+              <w:left w:w="100" w:type="dxa"/>
+              <w:bottom w:w="100" w:type="dxa"/>
+              <w:right w:w="100" w:type="dxa"/>
+            </w:tcMar>
+          </w:tcPr>
+          <w:p>
+            <w:pPr>
+              <w:rPr>
+                <w:color w:val="1A2332"/>
+              </w:rPr>
+            </w:pPr>
+            <w:r>
+              <w:rPr>
+                <w:rFonts w:ascii="宋体" w:eastAsia="宋体" w:hAnsi="宋体" w:cs="宋体" w:hint="eastAsia"/>
+                <w:b/>
+                <w:color w:val="1A2332"/>
+                <w:sz w:val="18"/>
+              </w:rPr>
+              <w:t>第 2 月</w:t>
+            </w:r>
+          </w:p>
+        </w:tc>
+        <w:tc>
+          <w:tcPr>
+            <w:tcW w:w="2491" w:type="dxa"/>
+            <w:tcBorders>
+              <w:top w:val="single" w:sz="6" w:space="0" w:color="C9D4E0"/>
+              <w:left w:val="single" w:sz="6" w:space="0" w:color="C9D4E0"/>
+              <w:bottom w:val="single" w:sz="6" w:space="0" w:color="C9D4E0"/>
+              <w:right w:val="single" w:sz="6" w:space="0" w:color="C9D4E0"/>
+            </w:tcBorders>
+            <w:tcMar>
+              <w:top w:w="100" w:type="dxa"/>
+              <w:left w:w="100" w:type="dxa"/>
+              <w:bottom w:w="100" w:type="dxa"/>
+              <w:right w:w="100" w:type="dxa"/>
+            </w:tcMar>
+          </w:tcPr>
+          <w:p>
+            <w:pPr>
+              <w:rPr>
+                <w:color w:val="1A2332"/>
+              </w:rPr>
+            </w:pPr>
+            <w:r>
+              <w:rPr>
+                <w:rFonts w:ascii="宋体" w:eastAsia="宋体" w:hAnsi="宋体" w:cs="宋体" w:hint="eastAsia"/>
+                <w:color w:val="1A2332"/>
+                <w:sz w:val="18"/>
+              </w:rPr>
+              <w:t>网页地图/图表 + 态势大屏 + 后台</w:t>
+            </w:r>
+          </w:p>
+        </w:tc>
+        <w:tc>
+          <w:tcPr>
+            <w:tcW w:w="1495" w:type="dxa"/>
+            <w:tcBorders>
+              <w:top w:val="single" w:sz="6" w:space="0" w:color="C9D4E0"/>
+              <w:left w:val="single" w:sz="6" w:space="0" w:color="C9D4E0"/>
+              <w:bottom w:val="single" w:sz="6" w:space="0" w:color="C9D4E0"/>
+              <w:right w:val="single" w:sz="6" w:space="0" w:color="C9D4E0"/>
+            </w:tcBorders>
+            <w:tcMar>
+              <w:top w:w="100" w:type="dxa"/>
+              <w:left w:w="100" w:type="dxa"/>
+              <w:bottom w:w="100" w:type="dxa"/>
+              <w:right w:w="100" w:type="dxa"/>
+            </w:tcMar>
+          </w:tcPr>
+          <w:p>
+            <w:pPr>
+              <w:rPr>
+                <w:color w:val="1A2332"/>
+              </w:rPr>
+            </w:pPr>
+            <w:r>
+              <w:rPr>
+                <w:rFonts w:ascii="宋体" w:eastAsia="宋体" w:hAnsi="宋体" w:cs="宋体" w:hint="eastAsia"/>
+                <w:color w:val="1A2332"/>
+                <w:sz w:val="18"/>
+              </w:rPr>
+              <w:t>约 4 周（33%）</w:t>
+            </w:r>
+          </w:p>
+        </w:tc>
+        <w:tc>
+          <w:tcPr>
+            <w:tcW w:w="3322" w:type="dxa"/>
+            <w:tcBorders>
+              <w:top w:val="single" w:sz="6" w:space="0" w:color="C9D4E0"/>
+              <w:left w:val="single" w:sz="6" w:space="0" w:color="C9D4E0"/>
+              <w:bottom w:val="single" w:sz="6" w:space="0" w:color="C9D4E0"/>
+              <w:right w:val="single" w:sz="6" w:space="0" w:color="C9D4E0"/>
+            </w:tcBorders>
+            <w:tcMar>
+              <w:top w:w="100" w:type="dxa"/>
+              <w:left w:w="100" w:type="dxa"/>
+              <w:bottom w:w="100" w:type="dxa"/>
+              <w:right w:w="100" w:type="dxa"/>
+            </w:tcMar>
+          </w:tcPr>
+          <w:p>
+            <w:pPr>
+              <w:rPr>
+                <w:color w:val="1A2332"/>
+              </w:rPr>
+            </w:pPr>
+            <w:r>
+              <w:rPr>
+                <w:rFonts w:ascii="宋体" w:eastAsia="宋体" w:hAnsi="宋体" w:cs="宋体" w:hint="eastAsia"/>
+                <w:color w:val="1A2332"/>
+                <w:sz w:val="18"/>
+              </w:rPr>
+              <w:t>大屏与后台可前后端并行</w:t>
+            </w:r>
+          </w:p>
+        </w:tc>
+      </w:tr>
+      <w:tr>
+        <w:trPr>
+          <w:cantSplit/>
+        </w:trPr>
+        <w:tc>
+          <w:tcPr>
+            <w:tcW w:w="996" w:type="dxa"/>
+            <w:tcBorders>
+              <w:top w:val="single" w:sz="6" w:space="0" w:color="C9D4E0"/>
+              <w:left w:val="single" w:sz="6" w:space="0" w:color="C9D4E0"/>
+              <w:bottom w:val="single" w:sz="6" w:space="0" w:color="C9D4E0"/>
+              <w:right w:val="single" w:sz="6" w:space="0" w:color="C9D4E0"/>
+            </w:tcBorders>
+            <w:tcMar>
+              <w:top w:w="100" w:type="dxa"/>
+              <w:left w:w="100" w:type="dxa"/>
+              <w:bottom w:w="100" w:type="dxa"/>
+              <w:right w:w="100" w:type="dxa"/>
+            </w:tcMar>
+          </w:tcPr>
+          <w:p>
+            <w:pPr>
+              <w:rPr>
+                <w:color w:val="1A2332"/>
+              </w:rPr>
+            </w:pPr>
+            <w:r>
+              <w:rPr>
+                <w:rFonts w:ascii="宋体" w:eastAsia="宋体" w:hAnsi="宋体" w:cs="宋体" w:hint="eastAsia"/>
+                <w:b/>
+                <w:color w:val="1A2332"/>
+                <w:sz w:val="18"/>
+              </w:rPr>
+              <w:t>第 3 月</w:t>
+            </w:r>
+          </w:p>
+        </w:tc>
+        <w:tc>
+          <w:tcPr>
+            <w:tcW w:w="2491" w:type="dxa"/>
+            <w:tcBorders>
+              <w:top w:val="single" w:sz="6" w:space="0" w:color="C9D4E0"/>
+              <w:left w:val="single" w:sz="6" w:space="0" w:color="C9D4E0"/>
+              <w:bottom w:val="single" w:sz="6" w:space="0" w:color="C9D4E0"/>
+              <w:right w:val="single" w:sz="6" w:space="0" w:color="C9D4E0"/>
+            </w:tcBorders>
+            <w:tcMar>
+              <w:top w:w="100" w:type="dxa"/>
+              <w:left w:w="100" w:type="dxa"/>
+              <w:bottom w:w="100" w:type="dxa"/>
+              <w:right w:w="100" w:type="dxa"/>
+            </w:tcMar>
+          </w:tcPr>
+          <w:p>
+            <w:pPr>
+              <w:rPr>
+                <w:color w:val="1A2332"/>
+              </w:rPr>
+            </w:pPr>
+            <w:r>
+              <w:rPr>
+                <w:rFonts w:ascii="宋体" w:eastAsia="宋体" w:hAnsi="宋体" w:cs="宋体" w:hint="eastAsia"/>
+                <w:color w:val="1A2332"/>
+                <w:sz w:val="18"/>
+              </w:rPr>
+              <w:t>导入、联调、部署、培训、验收</w:t>
+            </w:r>
+          </w:p>
+        </w:tc>
+        <w:tc>
+          <w:tcPr>
+            <w:tcW w:w="1495" w:type="dxa"/>
+            <w:tcBorders>
+              <w:top w:val="single" w:sz="6" w:space="0" w:color="C9D4E0"/>
+              <w:left w:val="single" w:sz="6" w:space="0" w:color="C9D4E0"/>
+              <w:bottom w:val="single" w:sz="6" w:space="0" w:color="C9D4E0"/>
+              <w:right w:val="single" w:sz="6" w:space="0" w:color="C9D4E0"/>
+            </w:tcBorders>
+            <w:tcMar>
+              <w:top w:w="100" w:type="dxa"/>
+              <w:left w:w="100" w:type="dxa"/>
+              <w:bottom w:w="100" w:type="dxa"/>
+              <w:right w:w="100" w:type="dxa"/>
+            </w:tcMar>
+          </w:tcPr>
+          <w:p>
+            <w:pPr>
+              <w:rPr>
+                <w:color w:val="1A2332"/>
+              </w:rPr>
+            </w:pPr>
+            <w:r>
+              <w:rPr>
+                <w:rFonts w:ascii="宋体" w:eastAsia="宋体" w:hAnsi="宋体" w:cs="宋体" w:hint="eastAsia"/>
+                <w:color w:val="1A2332"/>
+                <w:sz w:val="18"/>
+              </w:rPr>
+              <w:t>约 4 周（34%）</w:t>
+            </w:r>
+          </w:p>
+        </w:tc>
+        <w:tc>
+          <w:tcPr>
+            <w:tcW w:w="3322" w:type="dxa"/>
+            <w:tcBorders>
+              <w:top w:val="single" w:sz="6" w:space="0" w:color="C9D4E0"/>
+              <w:left w:val="single" w:sz="6" w:space="0" w:color="C9D4E0"/>
+              <w:bottom w:val="single" w:sz="6" w:space="0" w:color="C9D4E0"/>
+              <w:right w:val="single" w:sz="6" w:space="0" w:color="C9D4E0"/>
+            </w:tcBorders>
+            <w:tcMar>
+              <w:top w:w="100" w:type="dxa"/>
+              <w:left w:w="100" w:type="dxa"/>
+              <w:bottom w:w="100" w:type="dxa"/>
+              <w:right w:w="100" w:type="dxa"/>
+            </w:tcMar>
+          </w:tcPr>
+          <w:p>
+            <w:pPr>
+              <w:rPr>
+                <w:color w:val="1A2332"/>
+              </w:rPr>
+            </w:pPr>
+            <w:r>
+              <w:rPr>
+                <w:rFonts w:ascii="宋体" w:eastAsia="宋体" w:hAnsi="宋体" w:cs="宋体" w:hint="eastAsia"/>
+                <w:color w:val="1A2332"/>
+                <w:sz w:val="18"/>
+              </w:rPr>
+              <w:t>预留缓冲用于现场试运行</w:t>
             </w:r>
           </w:p>
         </w:tc>
@@ -6276,9 +6466,9 @@
 <file path=word/numbering.xml><?xml version="1.0" encoding="utf-8"?>
 <w:numbering xmlns:wpc="http://schemas.microsoft.com/office/word/2010/wordprocessingCanvas" xmlns:cx="http://schemas.microsoft.com/office/drawing/2014/chartex" xmlns:cx1="http://schemas.microsoft.com/office/drawing/2015/9/8/chartex" xmlns:cx2="http://schemas.microsoft.com/office/drawing/2015/10/21/chartex" xmlns:cx3="http://schemas.microsoft.com/office/drawing/2016/5/9/chartex" xmlns:cx4="http://schemas.microsoft.com/office/drawing/2016/5/10/chartex" xmlns:cx5="http://schemas.microsoft.com/office/drawing/2016/5/11/chartex" xmlns:cx6="http://schemas.microsoft.com/office/drawing/2016/5/12/chartex" xmlns:cx7="http://schemas.microsoft.com/office/drawing/2016/5/13/chartex" xmlns:cx8="http://schemas.microsoft.com/office/drawing/2016/5/14/chartex" xmlns:mc="http://schemas.openxmlformats.org/markup-compatibility/2006" xmlns:aink="http://schemas.microsoft.com/office/drawing/2016/ink" xmlns:am3d="http://schemas.microsoft.com/office/drawing/2017/model3d" xmlns:o="urn:schemas-microsoft-com:office:office" xmlns:oel="http://schemas.microsoft.com/office/2019/extlst" xmlns:r="http://schemas.openxmlformats.org/officeDocument/2006/relationships" xmlns:m="http://schemas.openxmlformats.org/officeDocument/2006/math" xmlns:v="urn:schemas-microsoft-com:vml" xmlns:wp14="http://schemas.microsoft.com/office/word/2010/wordprocessingDrawing" xmlns:wp="http://schemas.openxmlformats.org/drawingml/2006/wordprocessingDrawing" xmlns:w10="urn:schemas-microsoft-com:office:word" xmlns:w="http://schemas.openxmlformats.org/wordprocessingml/2006/main" xmlns:w14="http://schemas.microsoft.com/office/word/2010/wordml" xmlns:w15="http://schemas.microsoft.com/office/word/2012/wordml" xmlns:w16cex="http://schemas.microsoft.com/office/word/2018/wordml/cex" xmlns:w16cid="http://schemas.microsoft.com/office/word/2016/wordml/cid" xmlns:w16="http://schemas.microsoft.com/office/word/2018/wordml" xmlns:w16du="http://schemas.microsoft.com/office/word/2023/wordml/word16du" xmlns:w16sdtdh="http://schemas.microsoft.com/office/word/2020/wordml/sdtdatahash" xmlns:w16sdtfl="http://schemas.microsoft.com/office/word/2024/wordml/sdtformatlock" xmlns:w16se="http://schemas.microsoft.com/office/word/2015/wordml/symex" xmlns:wpg="http://schemas.microsoft.com/office/word/2010/wordprocessingGroup" xmlns:wpi="http://schemas.microsoft.com/office/word/2010/wordprocessingInk" xmlns:wne="http://schemas.microsoft.com/office/word/2006/wordml" xmlns:wps="http://schemas.microsoft.com/office/word/2010/wordprocessingShape" mc:Ignorable="w14 w15 w16se w16cid w16 w16cex w16sdtdh w16sdtfl w16du wp14">
   <w:abstractNum w:abstractNumId="0" w15:restartNumberingAfterBreak="0">
-    <w:nsid w:val="67323DDC"/>
+    <w:nsid w:val="3658797F"/>
     <w:multiLevelType w:val="multilevel"/>
-    <w:tmpl w:val="E90E6904"/>
+    <w:tmpl w:val="14403122"/>
     <w:lvl w:ilvl="0">
       <w:start w:val="1"/>
       <w:numFmt w:val="bullet"/>
@@ -6332,7 +6522,7 @@
       <w:lvlJc w:val="left"/>
     </w:lvl>
   </w:abstractNum>
-  <w:num w:numId="1" w16cid:durableId="260071489">
+  <w:num w:numId="1" w16cid:durableId="2128885615">
     <w:abstractNumId w:val="0"/>
   </w:num>
 </w:numbering>
@@ -6814,7 +7004,7 @@
     <w:link w:val="a4"/>
     <w:uiPriority w:val="99"/>
     <w:unhideWhenUsed/>
-    <w:rsid w:val="00265573"/>
+    <w:rsid w:val="00B3566F"/>
     <w:pPr>
       <w:tabs>
         <w:tab w:val="center" w:pos="4153"/>
@@ -6827,7 +7017,7 @@
     <w:basedOn w:val="a0"/>
     <w:link w:val="a3"/>
     <w:uiPriority w:val="99"/>
-    <w:rsid w:val="00265573"/>
+    <w:rsid w:val="00B3566F"/>
   </w:style>
   <w:style w:type="paragraph" w:styleId="a5">
     <w:name w:val="footer"/>
@@ -6835,7 +7025,7 @@
     <w:link w:val="a6"/>
     <w:uiPriority w:val="99"/>
     <w:unhideWhenUsed/>
-    <w:rsid w:val="00265573"/>
+    <w:rsid w:val="00B3566F"/>
     <w:pPr>
       <w:tabs>
         <w:tab w:val="center" w:pos="4153"/>
@@ -6848,7 +7038,7 @@
     <w:basedOn w:val="a0"/>
     <w:link w:val="a5"/>
     <w:uiPriority w:val="99"/>
-    <w:rsid w:val="00265573"/>
+    <w:rsid w:val="00B3566F"/>
   </w:style>
 </w:styles>
 </file>
